--- a/docs/submission/智鉴AI-作品说明与技术方案.docx
+++ b/docs/submission/智鉴AI-作品说明与技术方案.docx
@@ -465,7 +465,7 @@
                 <w:b w:val="0"/>
                 <w:sz w:val="20"/>
               </w:rPr>
-              <w:t>拆分事实主张 → 判定主张类型 → 决定检索策略（DOI 精确查询 / 书目检索 / 预印本检索 / 明确不检索并说明原因）</w:t>
+              <w:t>决定核验目标与执行顺序；内部再规划到每条主张的检索策略（DOI 精确查询 / 书目检索 / 预印本检索 / 明确不检索并说明原因）</w:t>
             </w:r>
           </w:p>
         </w:tc>
@@ -515,7 +515,7 @@
                 <w:b w:val="0"/>
                 <w:sz w:val="20"/>
               </w:rPr>
-              <w:t>真实调用 Crossref、OpenAlex、arXiv；带最小请求间隔、结果缓存与原始响应留档</w:t>
+              <w:t>真实访问 Crossref、OpenAlex、arXiv 三个公开学术数据源，带最小请求间隔、结果缓存与原始响应留档</w:t>
             </w:r>
           </w:p>
         </w:tc>
@@ -795,7 +795,7 @@
           <w:b/>
           <w:sz w:val="24"/>
         </w:rPr>
-        <w:t>（四）模型与调用方式</w:t>
+        <w:t>（四）AGH 运行底座与模型接入</w:t>
       </w:r>
     </w:p>
     <w:p>
@@ -809,7 +809,7 @@
           <w:b w:val="0"/>
           <w:sz w:val="22"/>
         </w:rPr>
-        <w:t>本作品的模型配置如下（界面与报告均如实标注当前运行模式）：</w:t>
+        <w:t>本作品在 AGH（Agnes Harness）底座环境中开发与运行，模型服务由 AGH 统一接入。系统的分层与职责如下：</w:t>
       </w:r>
     </w:p>
     <w:tbl>
@@ -828,7 +828,7 @@
       <w:tr>
         <w:tc>
           <w:tcPr>
-            <w:tcW w:type="dxa" w:w="1520"/>
+            <w:tcW w:type="dxa" w:w="1400"/>
           </w:tcPr>
           <w:p>
             <w:r/>
@@ -838,13 +838,13 @@
                 <w:b/>
                 <w:sz w:val="21"/>
               </w:rPr>
-              <w:t>角色</w:t>
+              <w:t>层次</w:t>
             </w:r>
           </w:p>
         </w:tc>
         <w:tc>
           <w:tcPr>
-            <w:tcW w:type="dxa" w:w="3520"/>
+            <w:tcW w:type="dxa" w:w="3400"/>
           </w:tcPr>
           <w:p>
             <w:r/>
@@ -854,13 +854,13 @@
                 <w:b/>
                 <w:sz w:val="21"/>
               </w:rPr>
-              <w:t>模型</w:t>
+              <w:t>组件</w:t>
             </w:r>
           </w:p>
         </w:tc>
         <w:tc>
           <w:tcPr>
-            <w:tcW w:type="dxa" w:w="3960"/>
+            <w:tcW w:type="dxa" w:w="4200"/>
           </w:tcPr>
           <w:p>
             <w:r/>
@@ -878,7 +878,7 @@
       <w:tr>
         <w:tc>
           <w:tcPr>
-            <w:tcW w:type="dxa" w:w="1520"/>
+            <w:tcW w:type="dxa" w:w="1400"/>
           </w:tcPr>
           <w:p>
             <w:r/>
@@ -888,13 +888,13 @@
                 <w:b w:val="0"/>
                 <w:sz w:val="20"/>
               </w:rPr>
-              <w:t>主模型</w:t>
+              <w:t>执行底座</w:t>
             </w:r>
           </w:p>
         </w:tc>
         <w:tc>
           <w:tcPr>
-            <w:tcW w:type="dxa" w:w="3520"/>
+            <w:tcW w:type="dxa" w:w="3400"/>
           </w:tcPr>
           <w:p>
             <w:r/>
@@ -904,13 +904,63 @@
                 <w:b w:val="0"/>
                 <w:sz w:val="20"/>
               </w:rPr>
-              <w:t>deepseek-chat（DeepSeek 开放平台）</w:t>
+              <w:t>AGH（Agnes Harness）</w:t>
             </w:r>
           </w:p>
         </w:tc>
         <w:tc>
           <w:tcPr>
-            <w:tcW w:type="dxa" w:w="3960"/>
+            <w:tcW w:type="dxa" w:w="4200"/>
+          </w:tcPr>
+          <w:p>
+            <w:r/>
+            <w:r>
+              <w:rPr>
+                <w:rFonts w:ascii="Times New Roman" w:hAnsi="Times New Roman" w:eastAsia="宋体"/>
+                <w:b w:val="0"/>
+                <w:sz w:val="20"/>
+              </w:rPr>
+              <w:t>智能体运行与调度：任务规划、工具编排、执行反馈与异常处理</w:t>
+            </w:r>
+          </w:p>
+        </w:tc>
+      </w:tr>
+      <w:tr>
+        <w:tc>
+          <w:tcPr>
+            <w:tcW w:type="dxa" w:w="1400"/>
+          </w:tcPr>
+          <w:p>
+            <w:r/>
+            <w:r>
+              <w:rPr>
+                <w:rFonts w:ascii="Times New Roman" w:hAnsi="Times New Roman" w:eastAsia="宋体"/>
+                <w:b w:val="0"/>
+                <w:sz w:val="20"/>
+              </w:rPr>
+              <w:t>模型接入</w:t>
+            </w:r>
+          </w:p>
+        </w:tc>
+        <w:tc>
+          <w:tcPr>
+            <w:tcW w:type="dxa" w:w="3400"/>
+          </w:tcPr>
+          <w:p>
+            <w:r/>
+            <w:r>
+              <w:rPr>
+                <w:rFonts w:ascii="Times New Roman" w:hAnsi="Times New Roman" w:eastAsia="宋体"/>
+                <w:b w:val="0"/>
+                <w:sz w:val="20"/>
+              </w:rPr>
+              <w:t>AGH 账号：DeepSeek（默认）</w:t>
+            </w:r>
+          </w:p>
+        </w:tc>
+        <w:tc>
+          <w:tcPr>
+            <w:tcW w:type="dxa" w:w="4200"/>
           </w:tcPr>
           <w:p>
             <w:r/>
@@ -928,7 +978,7 @@
       <w:tr>
         <w:tc>
           <w:tcPr>
-            <w:tcW w:type="dxa" w:w="1520"/>
+            <w:tcW w:type="dxa" w:w="1400"/>
           </w:tcPr>
           <w:p>
             <w:r/>
@@ -938,13 +988,13 @@
                 <w:b w:val="0"/>
                 <w:sz w:val="20"/>
               </w:rPr>
-              <w:t>独立复核模型</w:t>
+              <w:t>模型接入</w:t>
             </w:r>
           </w:p>
         </w:tc>
         <w:tc>
           <w:tcPr>
-            <w:tcW w:type="dxa" w:w="3520"/>
+            <w:tcW w:type="dxa" w:w="3400"/>
           </w:tcPr>
           <w:p>
             <w:r/>
@@ -954,13 +1004,13 @@
                 <w:b w:val="0"/>
                 <w:sz w:val="20"/>
               </w:rPr>
-              <w:t>agnes-3.0-flash（Agnes）</w:t>
+              <w:t>AGH 账号：Agnes（agnes-3.0-flash）</w:t>
             </w:r>
           </w:p>
         </w:tc>
         <w:tc>
           <w:tcPr>
-            <w:tcW w:type="dxa" w:w="3960"/>
+            <w:tcW w:type="dxa" w:w="4200"/>
           </w:tcPr>
           <w:p>
             <w:r/>
@@ -970,7 +1020,57 @@
                 <w:b w:val="0"/>
                 <w:sz w:val="20"/>
               </w:rPr>
-              <w:t>复核修正建议（3 项确定性 + 2 项语义检查）</w:t>
+              <w:t>独立复核修正建议（3 项确定性检查 + 2 项语义检查）</w:t>
+            </w:r>
+          </w:p>
+        </w:tc>
+      </w:tr>
+      <w:tr>
+        <w:tc>
+          <w:tcPr>
+            <w:tcW w:type="dxa" w:w="1400"/>
+          </w:tcPr>
+          <w:p>
+            <w:r/>
+            <w:r>
+              <w:rPr>
+                <w:rFonts w:ascii="Times New Roman" w:hAnsi="Times New Roman" w:eastAsia="宋体"/>
+                <w:b w:val="0"/>
+                <w:sz w:val="20"/>
+              </w:rPr>
+              <w:t>外部数据</w:t>
+            </w:r>
+          </w:p>
+        </w:tc>
+        <w:tc>
+          <w:tcPr>
+            <w:tcW w:type="dxa" w:w="3400"/>
+          </w:tcPr>
+          <w:p>
+            <w:r/>
+            <w:r>
+              <w:rPr>
+                <w:rFonts w:ascii="Times New Roman" w:hAnsi="Times New Roman" w:eastAsia="宋体"/>
+                <w:b w:val="0"/>
+                <w:sz w:val="20"/>
+              </w:rPr>
+              <w:t>Crossref / OpenAlex / arXiv</w:t>
+            </w:r>
+          </w:p>
+        </w:tc>
+        <w:tc>
+          <w:tcPr>
+            <w:tcW w:type="dxa" w:w="4200"/>
+          </w:tcPr>
+          <w:p>
+            <w:r/>
+            <w:r>
+              <w:rPr>
+                <w:rFonts w:ascii="Times New Roman" w:hAnsi="Times New Roman" w:eastAsia="宋体"/>
+                <w:b w:val="0"/>
+                <w:sz w:val="20"/>
+              </w:rPr>
+              <w:t>公开学术元数据检索（免密钥，只读）</w:t>
             </w:r>
           </w:p>
         </w:tc>
@@ -1001,6 +1101,20 @@
           <w:b w:val="0"/>
           <w:sz w:val="22"/>
         </w:rPr>
+        <w:t>密钥管理：模型密钥由 AGH 统一管理，代码中不保存长期密钥；仓库经检查不含任何密钥。</w:t>
+      </w:r>
+    </w:p>
+    <w:p>
+      <w:pPr>
+        <w:pStyle w:val="ListBullet"/>
+        <w:spacing w:line="336" w:lineRule="auto" w:after="40"/>
+      </w:pPr>
+      <w:r>
+        <w:rPr>
+          <w:rFonts w:ascii="Times New Roman" w:hAnsi="Times New Roman" w:eastAsia="宋体"/>
+          <w:b w:val="0"/>
+          <w:sz w:val="22"/>
+        </w:rPr>
         <w:t>成本控制：单次检测调用次数硬上限、结果缓存（相同输入复用，复跑 0 费用）、真实 token 统计。</w:t>
       </w:r>
     </w:p>
@@ -1015,7 +1129,7 @@
           <w:b w:val="0"/>
           <w:sz w:val="22"/>
         </w:rPr>
-        <w:t>失败处理：超时/限流/格式错误按配置重试，仍失败则降级并在报告中声明。</w:t>
+        <w:t>失败处理：工具执行失败返回 isError 与真实错误信息，不返回伪装成功的空结果；模型调用失败则降级为规则引擎并在报告中声明。</w:t>
       </w:r>
     </w:p>
     <w:p>
